--- a/word_reports/LP_0316_위치_710_Simon & Garfunkel_Greates.docx
+++ b/word_reports/LP_0316_위치_710_Simon & Garfunkel_Greates.docx
@@ -4,7 +4,7 @@
   <w:body>
     <w:p>
       <w:pPr>
-        <w:spacing w:after="280"/>
+        <w:spacing w:after="80"/>
       </w:pPr>
       <w:r>
         <w:rPr w:rFonts="맑은 고딕">
@@ -13,94 +13,47 @@
           <w:color w:val="1E3A8A"/>
           <w:sz w:val="30"/>
         </w:rPr>
-        <w:t>[710] Simon &amp; Garfunkel - Greatest Hits</w:t>
+        <w:t>Simon &amp; Garfunkel (사이먼 앤 가펑클) - Greatest Hits</w:t>
       </w:r>
     </w:p>
     <w:p>
       <w:pPr>
-        <w:spacing w:after="320"/>
+        <w:spacing w:after="240"/>
       </w:pPr>
       <w:r>
         <w:rPr w:rFonts="맑은 고딕">
           <w:rFonts w:ascii="맑은 고딕" w:hAnsi="맑은 고딕" w:eastAsia="맑은 고딕"/>
           <w:b/>
-          <w:sz w:val="20"/>
+          <w:color w:val="4B5563"/>
+          <w:sz w:val="22"/>
         </w:rPr>
-        <w:t>■ 위치 : 710</w:t>
-        <w:br/>
-      </w:r>
-      <w:r>
-        <w:rPr w:rFonts="맑은 고딕">
-          <w:rFonts w:ascii="맑은 고딕" w:hAnsi="맑은 고딕" w:eastAsia="맑은 고딕"/>
-          <w:b/>
-          <w:sz w:val="20"/>
-        </w:rPr>
-        <w:t>■ 아티스트 : Simon &amp; Garfunkel</w:t>
-        <w:br/>
-      </w:r>
-      <w:r>
-        <w:rPr w:rFonts="맑은 고딕">
-          <w:rFonts w:ascii="맑은 고딕" w:hAnsi="맑은 고딕" w:eastAsia="맑은 고딕"/>
-          <w:b/>
-          <w:sz w:val="20"/>
-        </w:rPr>
-        <w:t>■ 앨범명 : Greatest Hits</w:t>
-        <w:br/>
-      </w:r>
-      <w:r>
-        <w:rPr w:rFonts="맑은 고딕">
-          <w:rFonts w:ascii="맑은 고딕" w:hAnsi="맑은 고딕" w:eastAsia="맑은 고딕"/>
-          <w:b w:val="0"/>
-          <w:sz w:val="20"/>
-        </w:rPr>
-        <w:t>■ 음반 레이블 : Columbia Records</w:t>
-        <w:br/>
-      </w:r>
-      <w:r>
-        <w:rPr w:rFonts="맑은 고딕">
-          <w:rFonts w:ascii="맑은 고딕" w:hAnsi="맑은 고딕" w:eastAsia="맑은 고딕"/>
-          <w:b w:val="0"/>
-          <w:sz w:val="20"/>
-        </w:rPr>
-        <w:t>■ 발매년도 : 1972</w:t>
-        <w:br/>
-      </w:r>
-      <w:r>
-        <w:rPr w:rFonts="맑은 고딕">
-          <w:rFonts w:ascii="맑은 고딕" w:hAnsi="맑은 고딕" w:eastAsia="맑은 고딕"/>
-          <w:b w:val="0"/>
-          <w:sz w:val="20"/>
-        </w:rPr>
-        <w:t>■ 장르 : 포크 록 (Folk Rock), 소프트 록 (Soft Rock)</w:t>
-        <w:br/>
-      </w:r>
-      <w:r>
-        <w:rPr w:rFonts="맑은 고딕">
-          <w:rFonts w:ascii="맑은 고딕" w:hAnsi="맑은 고딕" w:eastAsia="맑은 고딕"/>
-          <w:b w:val="0"/>
-          <w:sz w:val="20"/>
-        </w:rPr>
-        <w:t>■ 주요 수록곡 : Mrs. Robinson, The Sound of Silence, Bridge over Troubled Water, The Boxer, Cecilia, Scarborough Fair/Canticle</w:t>
-        <w:br/>
+        <w:t>위치 :  710</w:t>
       </w:r>
     </w:p>
     <w:p>
       <w:pPr>
-        <w:spacing w:after="160"/>
+        <w:spacing w:line="324" w:lineRule="auto" w:before="80" w:after="160"/>
       </w:pPr>
       <w:r>
         <w:rPr w:rFonts="맑은 고딕">
           <w:rFonts w:ascii="맑은 고딕" w:hAnsi="맑은 고딕" w:eastAsia="맑은 고딕"/>
           <w:b/>
           <w:color w:val="1F2937"/>
-          <w:sz w:val="24"/>
+          <w:sz w:val="22"/>
         </w:rPr>
-        <w:t>■ 음반 해설 및 감상 가이드</w:t>
+        <w:t xml:space="preserve">[음반 소개] </w:t>
+      </w:r>
+      <w:r>
+        <w:rPr w:rFonts="맑은 고딕">
+          <w:rFonts w:ascii="맑은 고딕" w:hAnsi="맑은 고딕" w:eastAsia="맑은 고딕"/>
+          <w:b w:val="0"/>
+          <w:sz w:val="21"/>
+        </w:rPr>
       </w:r>
     </w:p>
     <w:p>
       <w:pPr>
-        <w:spacing w:line="312" w:lineRule="auto" w:after="120"/>
+        <w:spacing w:line="324" w:lineRule="auto" w:after="120"/>
       </w:pPr>
       <w:r>
         <w:rPr w:rFonts="맑은 고딕">
@@ -108,51 +61,516 @@
           <w:b w:val="0"/>
           <w:sz w:val="21"/>
         </w:rPr>
-        <w:t>1970년 듀오의 공식적인 해체 이후 1972년에 발매된 《Simon and Garfunkel's Greatest Hits》는 1960년대 대중음악사의 한 획을 그었던 두 거장의 음악적 여정을 정제하여 담아낸 명반입니다. 이 앨범은 단순한 인기곡의 모음집을 넘어, 포크 음악이 시대의 상처를 어떻게 보듬고 현대적인 록과 팝의 구조 속에서 예술적으로 승화될 수 있는지를 증명하는 유기적인 음악적 서사를 제공합니다. 미국 내에서만 1,400만 장 이상 판매되며 다이아몬드 인증을 받은 이 음반은 아날로그 LP 시대가 남긴 가장 아름다운 유산 중 하나로 평가받습니다.</w:t>
+        <w:t>1960년대와 70년대의 격동하는 시대 속에서 고독한 청춘의 영혼을 따스하게 어루만진 포크 록의 음유시인, 사이먼 앤 가펑클의 음악적 정수를 집대성한 불멸의 명반입니다. 폴 사이먼의 지적이고 서정적인 노랫말과 아치 가펑클의 성스러운 미성이 빚어내는 천상의 하모니는 시대를 초월하여 듣는 이의 심금을 울립니다. 단순한 히트곡의 나열을 넘어 듀오가 지나온 찬란한 음악적 여정을 하나의 완결된 예술적 서사로 재구성하여, 아날로그 포크 사운드의 영원한 고전으로 추앙받고 있습니다.</w:t>
       </w:r>
     </w:p>
     <w:p>
       <w:pPr>
-        <w:spacing w:line="312" w:lineRule="auto" w:after="120"/>
+        <w:spacing w:line="324" w:lineRule="auto" w:before="200" w:after="80"/>
       </w:pPr>
+      <w:r>
+        <w:rPr w:rFonts="맑은 고딕">
+          <w:rFonts w:ascii="맑은 고딕" w:hAnsi="맑은 고딕" w:eastAsia="맑은 고딕"/>
+          <w:b/>
+          <w:color w:val="1E3A8A"/>
+          <w:sz w:val="24"/>
+        </w:rPr>
+        <w:t>1. 음반 데이터</w:t>
+      </w:r>
+    </w:p>
+    <w:p>
+      <w:pPr>
+        <w:spacing w:line="324" w:lineRule="auto" w:after="80"/>
+      </w:pPr>
+      <w:r>
+        <w:rPr w:rFonts="맑은 고딕">
+          <w:rFonts w:ascii="맑은 고딕" w:hAnsi="맑은 고딕" w:eastAsia="맑은 고딕"/>
+          <w:b w:val="0"/>
+          <w:color w:val="6B7280"/>
+          <w:sz w:val="21"/>
+        </w:rPr>
+        <w:t xml:space="preserve">· </w:t>
+      </w:r>
+      <w:r>
+        <w:rPr w:rFonts="맑은 고딕">
+          <w:rFonts w:ascii="맑은 고딕" w:hAnsi="맑은 고딕" w:eastAsia="맑은 고딕"/>
+          <w:b/>
+          <w:color w:val="1F2937"/>
+          <w:sz w:val="21"/>
+        </w:rPr>
+        <w:t xml:space="preserve">앨범명: </w:t>
+      </w:r>
       <w:r>
         <w:rPr w:rFonts="맑은 고딕">
           <w:rFonts w:ascii="맑은 고딕" w:hAnsi="맑은 고딕" w:eastAsia="맑은 고딕"/>
           <w:b w:val="0"/>
           <w:sz w:val="21"/>
         </w:rPr>
-        <w:t>본 음반이 지닌 독보적인 가치는 스튜디오 트랙과 라이브 음원의 완벽한 배합에 있습니다. 기존 정규 앨범의 명곡들뿐만 아니라 "America", "Kathy's Song" 등 일부 트랙은 미공개 실황 음원을 수록함으로써 공연 현장의 생동감과 더불어 한층 깊어진 울림을 전달합니다. 폴 사이먼의 천재적이고 문학적인 송라이팅과 어쿠스틱 기타 연주, 그리고 이를 감싸 안는 아트 가펑클의 천상적인 테너 보컬이 이루는 하모니는 청자에게 깊은 고독과 따뜻한 위로를 동시에 선사합니다.</w:t>
+        <w:t>Greatest Hits</w:t>
       </w:r>
     </w:p>
     <w:p>
       <w:pPr>
-        <w:spacing w:line="312" w:lineRule="auto" w:after="120"/>
+        <w:spacing w:line="324" w:lineRule="auto" w:after="80"/>
       </w:pPr>
+      <w:r>
+        <w:rPr w:rFonts="맑은 고딕">
+          <w:rFonts w:ascii="맑은 고딕" w:hAnsi="맑은 고딕" w:eastAsia="맑은 고딕"/>
+          <w:b w:val="0"/>
+          <w:color w:val="6B7280"/>
+          <w:sz w:val="21"/>
+        </w:rPr>
+        <w:t xml:space="preserve">· </w:t>
+      </w:r>
+      <w:r>
+        <w:rPr w:rFonts="맑은 고딕">
+          <w:rFonts w:ascii="맑은 고딕" w:hAnsi="맑은 고딕" w:eastAsia="맑은 고딕"/>
+          <w:b/>
+          <w:color w:val="1F2937"/>
+          <w:sz w:val="21"/>
+        </w:rPr>
+        <w:t xml:space="preserve">아티스트: </w:t>
+      </w:r>
       <w:r>
         <w:rPr w:rFonts="맑은 고딕">
           <w:rFonts w:ascii="맑은 고딕" w:hAnsi="맑은 고딕" w:eastAsia="맑은 고딕"/>
           <w:b w:val="0"/>
           <w:sz w:val="21"/>
         </w:rPr>
-        <w:t>수록곡의 면면은 대중음악이 도달할 수 있는 최상의 미학을 보여줍니다. 정적 속에서 읊조리듯 시작하여 시대의 고독을 웅변하는 "The Sound of Silence"를 필두로, 숭고한 영혼의 울림을 전하는 아트 가펑클의 절창이 돋보이는 "Bridge over Troubled Water", 웅장한 오케스트레이션과 타악기의 배치가 인상적인 "The Boxer"에 이르기까지 음악적 스펙트럼이 매우 넓고 깊습니다. 또한, 경쾌한 리듬 뒤에 인생의 애환을 담은 "Mrs. Robinson"과 "Cecilia"는 듀오가 지닌 다채로운 음악적 스펙트럼을 명확히 보여줍니다.</w:t>
+        <w:t>Simon &amp; Garfunkel (사이먼 앤 가펑클)</w:t>
       </w:r>
     </w:p>
     <w:p>
       <w:pPr>
-        <w:spacing w:line="312" w:lineRule="auto" w:after="120"/>
+        <w:spacing w:line="324" w:lineRule="auto" w:after="80"/>
       </w:pPr>
+      <w:r>
+        <w:rPr w:rFonts="맑은 고딕">
+          <w:rFonts w:ascii="맑은 고딕" w:hAnsi="맑은 고딕" w:eastAsia="맑은 고딕"/>
+          <w:b w:val="0"/>
+          <w:color w:val="6B7280"/>
+          <w:sz w:val="21"/>
+        </w:rPr>
+        <w:t xml:space="preserve">· </w:t>
+      </w:r>
+      <w:r>
+        <w:rPr w:rFonts="맑은 고딕">
+          <w:rFonts w:ascii="맑은 고딕" w:hAnsi="맑은 고딕" w:eastAsia="맑은 고딕"/>
+          <w:b/>
+          <w:color w:val="1F2937"/>
+          <w:sz w:val="21"/>
+        </w:rPr>
+        <w:t xml:space="preserve">발매 정보: </w:t>
+      </w:r>
       <w:r>
         <w:rPr w:rFonts="맑은 고딕">
           <w:rFonts w:ascii="맑은 고딕" w:hAnsi="맑은 고딕" w:eastAsia="맑은 고딕"/>
           <w:b w:val="0"/>
           <w:sz w:val="21"/>
         </w:rPr>
-        <w:t>턴테이블 위에 바늘을 올렸을 때 전해지는 LP 특유의 따뜻한 질감과 풍부한 중저음은 이 음반의 가치를 더욱 빛나게 합니다. 폴 사이먼의 정교한 핑거패킹 기타 소리와 두 사람의 정교한 보컬 레이어는 디지털 음원에서는 느낄 수 없는 깊은 입체감과 휴머니즘을 전달합니다. 쉼 없이 달려온 60년대 포크 록의 정점을 아날로그 고유의 따뜻한 음색으로 음미해 볼 수 있는 최상의 감상 포인트를 제공하는 음반입니다.</w:t>
+        <w:t>1972년 6월 14일, 듀오의 공식적인 해체 이후 컬럼비아 레코드(Columbia Records)를 통해 발매된 첫 번째 공식 컴필레이션 앨범입니다. 기존 정규 음반의 대표 스튜디오 트랙들에 더해 이전까지 공개되지 않았던 미발표 라이브 실황 음원 네 곡을 절묘하게 교차 배치하여 소장 가치를 극대화한 기획반입니다.</w:t>
+      </w:r>
+    </w:p>
+    <w:p>
+      <w:pPr>
+        <w:spacing w:line="324" w:lineRule="auto" w:after="80"/>
+      </w:pPr>
+      <w:r>
+        <w:rPr w:rFonts="맑은 고딕">
+          <w:rFonts w:ascii="맑은 고딕" w:hAnsi="맑은 고딕" w:eastAsia="맑은 고딕"/>
+          <w:b w:val="0"/>
+          <w:color w:val="6B7280"/>
+          <w:sz w:val="21"/>
+        </w:rPr>
+        <w:t xml:space="preserve">· </w:t>
+      </w:r>
+      <w:r>
+        <w:rPr w:rFonts="맑은 고딕">
+          <w:rFonts w:ascii="맑은 고딕" w:hAnsi="맑은 고딕" w:eastAsia="맑은 고딕"/>
+          <w:b/>
+          <w:color w:val="1F2937"/>
+          <w:sz w:val="21"/>
+        </w:rPr>
+        <w:t xml:space="preserve">LP 인기도(판매량): </w:t>
+      </w:r>
+      <w:r>
+        <w:rPr w:rFonts="맑은 고딕">
+          <w:rFonts w:ascii="맑은 고딕" w:hAnsi="맑은 고딕" w:eastAsia="맑은 고딕"/>
+          <w:b w:val="0"/>
+          <w:sz w:val="21"/>
+        </w:rPr>
+        <w:t>미국 빌보드 200 차트 5위, 영국 앨범 차트 2위를 기록하며 대중적인 폭발력을 과시했습니다. 미국 음반 산업 협회(RIAA)로부터 1,400만 장 이상의 판매고를 인정받아 다이아몬드(Diamond) 인증을 획득하였으며, 전 세계적으로 2,000만 장 이상이 판매되어 역사상 가장 성공적인 베스트 음반 중 하나로 기록되었습니다.</w:t>
+      </w:r>
+    </w:p>
+    <w:p>
+      <w:pPr>
+        <w:spacing w:line="324" w:lineRule="auto" w:after="80"/>
+      </w:pPr>
+      <w:r>
+        <w:rPr w:rFonts="맑은 고딕">
+          <w:rFonts w:ascii="맑은 고딕" w:hAnsi="맑은 고딕" w:eastAsia="맑은 고딕"/>
+          <w:b w:val="0"/>
+          <w:color w:val="6B7280"/>
+          <w:sz w:val="21"/>
+        </w:rPr>
+        <w:t xml:space="preserve">· </w:t>
+      </w:r>
+      <w:r>
+        <w:rPr w:rFonts="맑은 고딕">
+          <w:rFonts w:ascii="맑은 고딕" w:hAnsi="맑은 고딕" w:eastAsia="맑은 고딕"/>
+          <w:b/>
+          <w:color w:val="1F2937"/>
+          <w:sz w:val="21"/>
+        </w:rPr>
+        <w:t xml:space="preserve">각종 수상경력: </w:t>
+      </w:r>
+      <w:r>
+        <w:rPr w:rFonts="맑은 고딕">
+          <w:rFonts w:ascii="맑은 고딕" w:hAnsi="맑은 고딕" w:eastAsia="맑은 고딕"/>
+          <w:b w:val="0"/>
+          <w:sz w:val="21"/>
+        </w:rPr>
+        <w:t>롤링 스톤(Rolling Stone) 지 선정 '역대 최고의 명반 500선'에 이름을 올렸으며, 수록된 원곡들은 그래미 어워드 ‘올해의 레코드’, ‘올해의 앨범’, ‘올해의 노래’ 등 주요 부문을 휩쓸며 팝 음악계의 최고 권위를 증명한 바 있습니다.</w:t>
+      </w:r>
+    </w:p>
+    <w:p>
+      <w:pPr>
+        <w:spacing w:line="324" w:lineRule="auto" w:before="200" w:after="80"/>
+      </w:pPr>
+      <w:r>
+        <w:rPr w:rFonts="맑은 고딕">
+          <w:rFonts w:ascii="맑은 고딕" w:hAnsi="맑은 고딕" w:eastAsia="맑은 고딕"/>
+          <w:b/>
+          <w:color w:val="1E3A8A"/>
+          <w:sz w:val="24"/>
+        </w:rPr>
+        <w:t>2. 아티스트 정보</w:t>
+      </w:r>
+    </w:p>
+    <w:p>
+      <w:pPr>
+        <w:spacing w:line="324" w:lineRule="auto" w:after="80"/>
+      </w:pPr>
+      <w:r>
+        <w:rPr w:rFonts="맑은 고딕">
+          <w:rFonts w:ascii="맑은 고딕" w:hAnsi="맑은 고딕" w:eastAsia="맑은 고딕"/>
+          <w:b w:val="0"/>
+          <w:color w:val="6B7280"/>
+          <w:sz w:val="21"/>
+        </w:rPr>
+        <w:t xml:space="preserve">· </w:t>
+      </w:r>
+      <w:r>
+        <w:rPr w:rFonts="맑은 고딕">
+          <w:rFonts w:ascii="맑은 고딕" w:hAnsi="맑은 고딕" w:eastAsia="맑은 고딕"/>
+          <w:b/>
+          <w:color w:val="1F2937"/>
+          <w:sz w:val="21"/>
+        </w:rPr>
+        <w:t xml:space="preserve">국적: </w:t>
+      </w:r>
+      <w:r>
+        <w:rPr w:rFonts="맑은 고딕">
+          <w:rFonts w:ascii="맑은 고딕" w:hAnsi="맑은 고딕" w:eastAsia="맑은 고딕"/>
+          <w:b w:val="0"/>
+          <w:sz w:val="21"/>
+        </w:rPr>
+        <w:t>미국 (United States)</w:t>
+      </w:r>
+    </w:p>
+    <w:p>
+      <w:pPr>
+        <w:spacing w:line="324" w:lineRule="auto" w:after="80"/>
+      </w:pPr>
+      <w:r>
+        <w:rPr w:rFonts="맑은 고딕">
+          <w:rFonts w:ascii="맑은 고딕" w:hAnsi="맑은 고딕" w:eastAsia="맑은 고딕"/>
+          <w:b w:val="0"/>
+          <w:color w:val="6B7280"/>
+          <w:sz w:val="21"/>
+        </w:rPr>
+        <w:t xml:space="preserve">· </w:t>
+      </w:r>
+      <w:r>
+        <w:rPr w:rFonts="맑은 고딕">
+          <w:rFonts w:ascii="맑은 고딕" w:hAnsi="맑은 고딕" w:eastAsia="맑은 고딕"/>
+          <w:b/>
+          <w:color w:val="1F2937"/>
+          <w:sz w:val="21"/>
+        </w:rPr>
+        <w:t xml:space="preserve">생몰년도: </w:t>
+      </w:r>
+      <w:r>
+        <w:rPr w:rFonts="맑은 고딕">
+          <w:rFonts w:ascii="맑은 고딕" w:hAnsi="맑은 고딕" w:eastAsia="맑은 고딕"/>
+          <w:b w:val="0"/>
+          <w:sz w:val="21"/>
+        </w:rPr>
+        <w:t>폴 사이먼(Paul Simon, 1941년생) / 아치 가펑클(Art Garfunkel, 1941년생) [그룹 결성: 1957년 '톰과 제리(Tom &amp; Jerry)', 1964년 '사이먼 앤 가펑클' 공식 출범]</w:t>
+      </w:r>
+    </w:p>
+    <w:p>
+      <w:pPr>
+        <w:spacing w:line="324" w:lineRule="auto" w:after="80"/>
+      </w:pPr>
+      <w:r>
+        <w:rPr w:rFonts="맑은 고딕">
+          <w:rFonts w:ascii="맑은 고딕" w:hAnsi="맑은 고딕" w:eastAsia="맑은 고딕"/>
+          <w:b w:val="0"/>
+          <w:color w:val="6B7280"/>
+          <w:sz w:val="21"/>
+        </w:rPr>
+        <w:t xml:space="preserve">· </w:t>
+      </w:r>
+      <w:r>
+        <w:rPr w:rFonts="맑은 고딕">
+          <w:rFonts w:ascii="맑은 고딕" w:hAnsi="맑은 고딕" w:eastAsia="맑은 고딕"/>
+          <w:b/>
+          <w:color w:val="1F2937"/>
+          <w:sz w:val="21"/>
+        </w:rPr>
+        <w:t xml:space="preserve">그룹 소속: </w:t>
+      </w:r>
+      <w:r>
+        <w:rPr w:rFonts="맑은 고딕">
+          <w:rFonts w:ascii="맑은 고딕" w:hAnsi="맑은 고딕" w:eastAsia="맑은 고딕"/>
+          <w:b w:val="0"/>
+          <w:sz w:val="21"/>
+        </w:rPr>
+        <w:t>남성 포크 록 듀오 (Duo)</w:t>
+      </w:r>
+    </w:p>
+    <w:p>
+      <w:pPr>
+        <w:spacing w:line="324" w:lineRule="auto" w:after="80"/>
+      </w:pPr>
+      <w:r>
+        <w:rPr w:rFonts="맑은 고딕">
+          <w:rFonts w:ascii="맑은 고딕" w:hAnsi="맑은 고딕" w:eastAsia="맑은 고딕"/>
+          <w:b w:val="0"/>
+          <w:color w:val="6B7280"/>
+          <w:sz w:val="21"/>
+        </w:rPr>
+        <w:t xml:space="preserve">· </w:t>
+      </w:r>
+      <w:r>
+        <w:rPr w:rFonts="맑은 고딕">
+          <w:rFonts w:ascii="맑은 고딕" w:hAnsi="맑은 고딕" w:eastAsia="맑은 고딕"/>
+          <w:b/>
+          <w:color w:val="1F2937"/>
+          <w:sz w:val="21"/>
+        </w:rPr>
+        <w:t xml:space="preserve">아티스트 소개: </w:t>
+      </w:r>
+      <w:r>
+        <w:rPr w:rFonts="맑은 고딕">
+          <w:rFonts w:ascii="맑은 고딕" w:hAnsi="맑은 고딕" w:eastAsia="맑은 고딕"/>
+          <w:b w:val="0"/>
+          <w:sz w:val="21"/>
+        </w:rPr>
+        <w:t>폴 사이먼의 문학적인 노랫말과 섬세한 작곡 역량, 그리고 아치 가펑클의 맑고 청아한 테너 음색이 완벽한 음악적 조화를 이루며 1960년대 미국 포크 록의 르네상스를 견인했습니다. 이들이 남긴 우아한 화음과 지적인 멜로디는 대중음악을 순수 예술의 경지로 끌어올렸다는 찬사를 받으며 1990년 로큰롤 명예의 전당에 헌액되었습니다.</w:t>
+      </w:r>
+    </w:p>
+    <w:p>
+      <w:pPr>
+        <w:spacing w:line="324" w:lineRule="auto" w:before="200" w:after="80"/>
+      </w:pPr>
+      <w:r>
+        <w:rPr w:rFonts="맑은 고딕">
+          <w:rFonts w:ascii="맑은 고딕" w:hAnsi="맑은 고딕" w:eastAsia="맑은 고딕"/>
+          <w:b/>
+          <w:color w:val="1E3A8A"/>
+          <w:sz w:val="24"/>
+        </w:rPr>
+        <w:t>3. 음반 상세 분석</w:t>
+      </w:r>
+    </w:p>
+    <w:p>
+      <w:pPr>
+        <w:spacing w:line="324" w:lineRule="auto" w:after="80"/>
+      </w:pPr>
+      <w:r>
+        <w:rPr w:rFonts="맑은 고딕">
+          <w:rFonts w:ascii="맑은 고딕" w:hAnsi="맑은 고딕" w:eastAsia="맑은 고딕"/>
+          <w:b w:val="0"/>
+          <w:color w:val="6B7280"/>
+          <w:sz w:val="21"/>
+        </w:rPr>
+        <w:t xml:space="preserve">· </w:t>
+      </w:r>
+      <w:r>
+        <w:rPr w:rFonts="맑은 고딕">
+          <w:rFonts w:ascii="맑은 고딕" w:hAnsi="맑은 고딕" w:eastAsia="맑은 고딕"/>
+          <w:b/>
+          <w:color w:val="1F2937"/>
+          <w:sz w:val="21"/>
+        </w:rPr>
+        <w:t xml:space="preserve">역사적 위치: </w:t>
+      </w:r>
+      <w:r>
+        <w:rPr w:rFonts="맑은 고딕">
+          <w:rFonts w:ascii="맑은 고딕" w:hAnsi="맑은 고딕" w:eastAsia="맑은 고딕"/>
+          <w:b w:val="0"/>
+          <w:sz w:val="21"/>
+        </w:rPr>
+        <w:t>포크 록이라는 장르가 도달할 수 있는 가장 품격 있고 세련된 미학을 담아낸 기념비적 앨범입니다. 정교하게 다듬어진 스튜디오 레코딩의 섬세함과 관객들의 숨결이 살아있는 라이브 음원의 생동감이 하나의 호흡으로 연결되어, 단일 아티스트의 앤솔로지(Anthology) 음반 중에서도 독보적인 완성도를 보여줍니다.</w:t>
+      </w:r>
+    </w:p>
+    <w:p>
+      <w:pPr>
+        <w:spacing w:line="324" w:lineRule="auto" w:after="80"/>
+      </w:pPr>
+      <w:r>
+        <w:rPr w:rFonts="맑은 고딕">
+          <w:rFonts w:ascii="맑은 고딕" w:hAnsi="맑은 고딕" w:eastAsia="맑은 고딕"/>
+          <w:b w:val="0"/>
+          <w:color w:val="6B7280"/>
+          <w:sz w:val="21"/>
+        </w:rPr>
+        <w:t xml:space="preserve">· </w:t>
+      </w:r>
+      <w:r>
+        <w:rPr w:rFonts="맑은 고딕">
+          <w:rFonts w:ascii="맑은 고딕" w:hAnsi="맑은 고딕" w:eastAsia="맑은 고딕"/>
+          <w:b/>
+          <w:color w:val="1F2937"/>
+          <w:sz w:val="21"/>
+        </w:rPr>
+        <w:t xml:space="preserve">시대의 흔적(스토리텔링): </w:t>
+      </w:r>
+      <w:r>
+        <w:rPr w:rFonts="맑은 고딕">
+          <w:rFonts w:ascii="맑은 고딕" w:hAnsi="맑은 고딕" w:eastAsia="맑은 고딕"/>
+          <w:b w:val="0"/>
+          <w:sz w:val="21"/>
+        </w:rPr>
+        <w:t>반전 운동과 청년 문화의 갈등으로 요동치던 1960년대 후반부터 1970년대 초반, 뉴욕의 차가운 빌딩 숲과 안개 낀 거리 속에서 방황하던 젊은이들에게 이들의 음악은 영혼의 피난처였습니다. 고독과 단절, 그럼에도 불구하고 포기할 수 없는 인간에 대한 온기와 희망을 노래한 이 앨범은 그 시대 청춘들이 공유했던 고뇌와 서정의 숨결을 그대로 간직하고 있습니다.</w:t>
+      </w:r>
+    </w:p>
+    <w:p>
+      <w:pPr>
+        <w:spacing w:line="324" w:lineRule="auto" w:before="200" w:after="80"/>
+      </w:pPr>
+      <w:r>
+        <w:rPr w:rFonts="맑은 고딕">
+          <w:rFonts w:ascii="맑은 고딕" w:hAnsi="맑은 고딕" w:eastAsia="맑은 고딕"/>
+          <w:b/>
+          <w:color w:val="1E3A8A"/>
+          <w:sz w:val="24"/>
+        </w:rPr>
+        <w:t>4. 주요 수록곡 및 감상 제언</w:t>
+      </w:r>
+    </w:p>
+    <w:p>
+      <w:pPr>
+        <w:spacing w:line="324" w:lineRule="auto" w:after="80"/>
+      </w:pPr>
+      <w:r>
+        <w:rPr w:rFonts="맑은 고딕">
+          <w:rFonts w:ascii="맑은 고딕" w:hAnsi="맑은 고딕" w:eastAsia="맑은 고딕"/>
+          <w:b w:val="0"/>
+          <w:color w:val="6B7280"/>
+          <w:sz w:val="21"/>
+        </w:rPr>
+        <w:t xml:space="preserve">· </w:t>
+      </w:r>
+      <w:r>
+        <w:rPr w:rFonts="맑은 고딕">
+          <w:rFonts w:ascii="맑은 고딕" w:hAnsi="맑은 고딕" w:eastAsia="맑은 고딕"/>
+          <w:b/>
+          <w:color w:val="1F2937"/>
+          <w:sz w:val="21"/>
+        </w:rPr>
+        <w:t xml:space="preserve">주요 수록곡 특징: </w:t>
+      </w:r>
+      <w:r>
+        <w:rPr w:rFonts="맑은 고딕">
+          <w:rFonts w:ascii="맑은 고딕" w:hAnsi="맑은 고딕" w:eastAsia="맑은 고딕"/>
+          <w:b w:val="0"/>
+          <w:sz w:val="21"/>
+        </w:rPr>
+        <w:t>침묵 속의 소외를 묵직한 포크 선율로 고발한 불후의 명곡 'The Sound of Silence', 장엄한 가스펠 피아노와 천상의 보컬이 어우러진 구원의 송가 'Bridge over Troubled Water', 지친 청춘의 투쟁을 드라마틱한 오케스트레이션과 타악기로 형상화한 'The Boxer', 풋풋한 활력이 넘치는 'Mrs. Robinson' 등 수록곡 전편이 영원히 바래지 않는 서정미를 뿜어냅니다.</w:t>
+      </w:r>
+    </w:p>
+    <w:p>
+      <w:pPr>
+        <w:spacing w:line="324" w:lineRule="auto" w:after="80"/>
+      </w:pPr>
+      <w:r>
+        <w:rPr w:rFonts="맑은 고딕">
+          <w:rFonts w:ascii="맑은 고딕" w:hAnsi="맑은 고딕" w:eastAsia="맑은 고딕"/>
+          <w:b w:val="0"/>
+          <w:color w:val="6B7280"/>
+          <w:sz w:val="21"/>
+        </w:rPr>
+        <w:t xml:space="preserve">· </w:t>
+      </w:r>
+      <w:r>
+        <w:rPr w:rFonts="맑은 고딕">
+          <w:rFonts w:ascii="맑은 고딕" w:hAnsi="맑은 고딕" w:eastAsia="맑은 고딕"/>
+          <w:b/>
+          <w:color w:val="1F2937"/>
+          <w:sz w:val="21"/>
+        </w:rPr>
+        <w:t xml:space="preserve">빈티지 감상 제언: </w:t>
+      </w:r>
+      <w:r>
+        <w:rPr w:rFonts="맑은 고딕">
+          <w:rFonts w:ascii="맑은 고딕" w:hAnsi="맑은 고딕" w:eastAsia="맑은 고딕"/>
+          <w:b w:val="0"/>
+          <w:sz w:val="21"/>
+        </w:rPr>
+        <w:t>턴테이블의 바늘이 바이닐의 소릿골을 스치며 자아내는 어쿠스틱 기타의 명징한 핑거피킹 소리와 공기감 어린 잔향에 귀를 기울여 보시기 바랍니다. 진공관 앰프를 통해 흘러나오는 아치 가펑클의 고음 화음은 배음의 따스함을 머금어, 마치 리스닝 룸에 은은한 촛불이 켜지는 듯한 포근하고도 성스러운 감동을 안겨줄 것입니다.</w:t>
+      </w:r>
+    </w:p>
+    <w:p>
+      <w:pPr>
+        <w:spacing w:line="324" w:lineRule="auto" w:after="80"/>
+      </w:pPr>
+      <w:r>
+        <w:rPr w:rFonts="맑은 고딕">
+          <w:rFonts w:ascii="맑은 고딕" w:hAnsi="맑은 고딕" w:eastAsia="맑은 고딕"/>
+          <w:b w:val="0"/>
+          <w:color w:val="6B7280"/>
+          <w:sz w:val="21"/>
+        </w:rPr>
+        <w:t xml:space="preserve">· </w:t>
+      </w:r>
+      <w:r>
+        <w:rPr w:rFonts="맑은 고딕">
+          <w:rFonts w:ascii="맑은 고딕" w:hAnsi="맑은 고딕" w:eastAsia="맑은 고딕"/>
+          <w:b/>
+          <w:color w:val="1F2937"/>
+          <w:sz w:val="21"/>
+        </w:rPr>
+        <w:t xml:space="preserve">소장 가치: </w:t>
+      </w:r>
+      <w:r>
+        <w:rPr w:rFonts="맑은 고딕">
+          <w:rFonts w:ascii="맑은 고딕" w:hAnsi="맑은 고딕" w:eastAsia="맑은 고딕"/>
+          <w:b w:val="0"/>
+          <w:sz w:val="21"/>
+        </w:rPr>
+        <w:t>팝 역사상 가장 완벽했던 두 사람의 하모니를 단 한 장의 바이닐로 오롯이 소유할 수 있는 궁극의 컬렉션입니다. 아날로그 마스터 특유의 깊고 자연스러운 음질을 머금고 있어, 포크 애호가는 물론 클래식을 사랑하는 클래식 컬렉터에게도 필수적인 소장용 명반입니다.</w:t>
+      </w:r>
+    </w:p>
+    <w:p>
+      <w:pPr>
+        <w:spacing w:line="324" w:lineRule="auto" w:after="120" w:before="160"/>
+      </w:pPr>
+      <w:r>
+        <w:rPr w:rFonts="맑은 고딕">
+          <w:rFonts w:ascii="맑은 고딕" w:hAnsi="맑은 고딕" w:eastAsia="맑은 고딕"/>
+          <w:b/>
+          <w:color w:val="4338CA"/>
+          <w:sz w:val="21"/>
+        </w:rPr>
+        <w:t>이 음반을 통해 시대를 넘어 바래지 않는 두 청춘의 서정시가 턴테이블의 선율을 타고 전해주는 감동을 다시 한번 경험해 보시는 것은 어떨까요?</w:t>
       </w:r>
     </w:p>
     <w:sectPr>
       <w:pgSz w:w="12240" w:h="15840"/>
-      <w:pgMar w:top="1440" w:right="1440" w:bottom="1440" w:left="1440" w:header="720" w:footer="720" w:gutter="0"/>
+      <w:pgMar w:top="1152" w:right="1296" w:bottom="1152" w:left="1296" w:header="720" w:footer="720" w:gutter="0"/>
       <w:cols w:space="720"/>
       <w:docGrid w:linePitch="360"/>
     </w:sectPr>

--- a/word_reports/LP_0316_위치_710_Simon & Garfunkel_Greates.docx
+++ b/word_reports/LP_0316_위치_710_Simon & Garfunkel_Greates.docx
@@ -32,7 +32,7 @@
     </w:p>
     <w:p>
       <w:pPr>
-        <w:spacing w:line="324" w:lineRule="auto" w:before="80" w:after="160"/>
+        <w:spacing w:line="324" w:lineRule="auto" w:before="80" w:after="120"/>
       </w:pPr>
       <w:r>
         <w:rPr w:rFonts="맑은 고딕">
@@ -42,13 +42,6 @@
           <w:sz w:val="22"/>
         </w:rPr>
         <w:t xml:space="preserve">[음반 소개] </w:t>
-      </w:r>
-      <w:r>
-        <w:rPr w:rFonts="맑은 고딕">
-          <w:rFonts w:ascii="맑은 고딕" w:hAnsi="맑은 고딕" w:eastAsia="맑은 고딕"/>
-          <w:b w:val="0"/>
-          <w:sz w:val="21"/>
-        </w:rPr>
       </w:r>
     </w:p>
     <w:p>
@@ -61,7 +54,33 @@
           <w:b w:val="0"/>
           <w:sz w:val="21"/>
         </w:rPr>
-        <w:t>1960년대와 70년대의 격동하는 시대 속에서 고독한 청춘의 영혼을 따스하게 어루만진 포크 록의 음유시인, 사이먼 앤 가펑클의 음악적 정수를 집대성한 불멸의 명반입니다. 폴 사이먼의 지적이고 서정적인 노랫말과 아치 가펑클의 성스러운 미성이 빚어내는 천상의 하모니는 시대를 초월하여 듣는 이의 심금을 울립니다. 단순한 히트곡의 나열을 넘어 듀오가 지나온 찬란한 음악적 여정을 하나의 완결된 예술적 서사로 재구성하여, 아날로그 포크 사운드의 영원한 고전으로 추앙받고 있습니다.</w:t>
+        <w:t>1960년대의 격동과 혼란 속에서 사이먼 앤 가펑클이 길어 올린 선율은 단순한 대중음악의 영역을 넘어, 상처 입은 시대의 영혼을 보듬는 고결한 시(詩)이자 안식처였습니다. 1970년 역사적인 명반 『Bridge over Troubled Water』를 끝으로 공식적인 듀오 활동에 마침표를 찍은 뒤, 1972년에 세상에 당도한 본작 『Greatest Hits』는 두 사람이 함께 호흡하며 빚어낸 숭고한 음악적 궤적을 가장 완전하고도 서정적인 밀도로 집대성한 걸작입니다. 스튜디오 원곡들의 찬란한 광휘는 물론, 1969년 라이브 실황 음원까지 절묘하게 배치된 이 음반은 한 시대의 종언을 알리는 서글픈 회고록이자 영원히 퇴색하지 않을 청춘의 찬란한 기념비로 남아 있습니다.</w:t>
+      </w:r>
+    </w:p>
+    <w:p>
+      <w:pPr>
+        <w:spacing w:line="324" w:lineRule="auto" w:after="120"/>
+      </w:pPr>
+      <w:r>
+        <w:rPr w:rFonts="맑은 고딕">
+          <w:rFonts w:ascii="맑은 고딕" w:hAnsi="맑은 고딕" w:eastAsia="맑은 고딕"/>
+          <w:b w:val="0"/>
+          <w:sz w:val="21"/>
+        </w:rPr>
+        <w:t>폴 사이먼의 예리하면서도 문학적인 통찰이 깃든 노랫말과 정교한 핑거스타일 어쿠스틱 기타, 그리고 '천상의 목소리'라 칭송받은 아트 가펑클의 맑고 성스러운 미성은 이 음반 안에서 하나의 유기적인 소우주를 형성합니다. 대도시의 고독과 침묵, 방황하는 지식인의 내면, 물질문명 속에서 소외된 인간의 비극을 응시하면서도 결코 절망에 매몰되지 않고 따스한 온기와 구원의 손길을 내미는 이들의 철학은, 반세기가 지난 오늘날의 현대인들에게도 형언할 수 없는 깊은 정서적 정화를 선사합니다. 정교하게 다듬어진 포크의 소박함 위에 록의 다채로운 질감과 클래식 소품의 기품을 덧입힌 이들의 앙상블은 팝 음악이 도달할 수 있는 가장 우아하고 지적인 극점을 보여줍니다.</w:t>
+      </w:r>
+    </w:p>
+    <w:p>
+      <w:pPr>
+        <w:spacing w:line="324" w:lineRule="auto" w:after="120"/>
+      </w:pPr>
+      <w:r>
+        <w:rPr w:rFonts="맑은 고딕">
+          <w:rFonts w:ascii="맑은 고딕" w:hAnsi="맑은 고딕" w:eastAsia="맑은 고딕"/>
+          <w:b w:val="0"/>
+          <w:sz w:val="21"/>
+        </w:rPr>
+        <w:t>『Greatest Hits』는 단순한 히트곡의 기계적 나열이라는 베스트 앨범의 한계를 훌쩍 뛰어넘어, 흐르는 트랙마다 한 편의 완결된 드라마를 엮어냅니다. 흑백 필름처럼 쓸쓸한 도시의 새벽을 그리는 첫 곡부터 웅장한 가스펠 오케스트레이션으로 인간애의 숭고함을 노래하는 대미에 이르기까지, 앨범 전체를 관통하는 정서적 호소력은 가히 압도적입니다. 회색빛 아스팔트 위를 부유하는 우리네 삶의 여백에, 두 청년이 빚어낸 아련하고도 순정한 화음은 여전히 마르지 않는 샘물처럼 맑고 청아한 울림으로 번져나갑니다.</w:t>
       </w:r>
     </w:p>
     <w:p>
@@ -168,7 +187,7 @@
           <w:b w:val="0"/>
           <w:sz w:val="21"/>
         </w:rPr>
-        <w:t>1972년 6월 14일, 듀오의 공식적인 해체 이후 컬럼비아 레코드(Columbia Records)를 통해 발매된 첫 번째 공식 컴필레이션 앨범입니다. 기존 정규 음반의 대표 스튜디오 트랙들에 더해 이전까지 공개되지 않았던 미발표 라이브 실황 음원 네 곡을 절묘하게 교차 배치하여 소장 가치를 극대화한 기획반입니다.</w:t>
+        <w:t>1972년 6월 14일 컬럼비아 레코드(Columbia Records)를 통해 공식 발매되었으며, 듀오의 공식 해체 이후 발표된 최초의 공식 컴필레이션이자 당대 포크 록의 정수를 오롯이 담아낸 역사적 기획반입니다.</w:t>
       </w:r>
     </w:p>
     <w:p>
@@ -199,7 +218,7 @@
           <w:b w:val="0"/>
           <w:sz w:val="21"/>
         </w:rPr>
-        <w:t>미국 빌보드 200 차트 5위, 영국 앨범 차트 2위를 기록하며 대중적인 폭발력을 과시했습니다. 미국 음반 산업 협회(RIAA)로부터 1,400만 장 이상의 판매고를 인정받아 다이아몬드(Diamond) 인증을 획득하였으며, 전 세계적으로 2,000만 장 이상이 판매되어 역사상 가장 성공적인 베스트 음반 중 하나로 기록되었습니다.</w:t>
+        <w:t>미국 음반 산업 협회(RIAA)로부터 1,400만 장 이상의 판매고를 인정받아 다이아몬드(14× Platinum) 인증을 획득하였으며, 전 세계적으로 수천만 장의 판매고를 기록하며 역사상 가장 상업적·비평적으로 성공한 베스트 앨범 중 하나로 꼽힙니다.</w:t>
       </w:r>
     </w:p>
     <w:p>
@@ -230,7 +249,7 @@
           <w:b w:val="0"/>
           <w:sz w:val="21"/>
         </w:rPr>
-        <w:t>롤링 스톤(Rolling Stone) 지 선정 '역대 최고의 명반 500선'에 이름을 올렸으며, 수록된 원곡들은 그래미 어워드 ‘올해의 레코드’, ‘올해의 앨범’, ‘올해의 노래’ 등 주요 부문을 휩쓸며 팝 음악계의 최고 권위를 증명한 바 있습니다.</w:t>
+        <w:t>롤링 스톤(Rolling Stone) 지 선정 '역사상 가장 위대한 앨범 500선'에 등재되었으며, 듀오는 이미 그래미 어워드 '올해의 레코드', '올해의 앨범' 등 통산 수차례의 주요 부문을 석권하며 로큰롤 명예의 전당에 헌액되었습니다.</w:t>
       </w:r>
     </w:p>
     <w:p>
@@ -306,7 +325,7 @@
           <w:b w:val="0"/>
           <w:sz w:val="21"/>
         </w:rPr>
-        <w:t>폴 사이먼(Paul Simon, 1941년생) / 아치 가펑클(Art Garfunkel, 1941년생) [그룹 결성: 1957년 '톰과 제리(Tom &amp; Jerry)', 1964년 '사이먼 앤 가펑클' 공식 출범]</w:t>
+        <w:t>폴 사이먼(Paul Simon, 1941~ ), 아트 가펑클(Art Garfunkel, 1941~ ) / 듀오 결성 1957년(톰 앤 제리), 1964년 재결성</w:t>
       </w:r>
     </w:p>
     <w:p>
@@ -337,7 +356,7 @@
           <w:b w:val="0"/>
           <w:sz w:val="21"/>
         </w:rPr>
-        <w:t>남성 포크 록 듀오 (Duo)</w:t>
+        <w:t>남성 보컬 듀오</w:t>
       </w:r>
     </w:p>
     <w:p>
@@ -368,7 +387,7 @@
           <w:b w:val="0"/>
           <w:sz w:val="21"/>
         </w:rPr>
-        <w:t>폴 사이먼의 문학적인 노랫말과 섬세한 작곡 역량, 그리고 아치 가펑클의 맑고 청아한 테너 음색이 완벽한 음악적 조화를 이루며 1960년대 미국 포크 록의 르네상스를 견인했습니다. 이들이 남긴 우아한 화음과 지적인 멜로디는 대중음악을 순수 예술의 경지로 끌어올렸다는 찬사를 받으며 1990년 로큰롤 명예의 전당에 헌액되었습니다.</w:t>
+        <w:t>사이먼 앤 가펑클은 탁월한 음유시인 폴 사이먼의 지적인 작곡 역량과 아트 가펑클의 맑고 영묘한 보컬 하모니가 결합하여 1960년대 포크 록의 전성기를 견인한 전설적인 듀오입니다. 문학적 품격을 갖춘 노랫말과 유려한 어쿠스틱 선율을 통해 대중음악을 순수 예술의 경지로 끌어올렸으며, 팝 역사상 가장 완벽한 보컬 블렌딩을 구현한 아티스트로 추앙받고 있습니다.</w:t>
       </w:r>
     </w:p>
     <w:p>
@@ -413,7 +432,7 @@
           <w:b w:val="0"/>
           <w:sz w:val="21"/>
         </w:rPr>
-        <w:t>포크 록이라는 장르가 도달할 수 있는 가장 품격 있고 세련된 미학을 담아낸 기념비적 앨범입니다. 정교하게 다듬어진 스튜디오 레코딩의 섬세함과 관객들의 숨결이 살아있는 라이브 음원의 생동감이 하나의 호흡으로 연결되어, 단일 아티스트의 앤솔로지(Anthology) 음반 중에서도 독보적인 완성도를 보여줍니다.</w:t>
+        <w:t>포크 음악의 전통적 서정성과 록 음악의 현대적 실험성을 조화롭게 응축하여, 대중음악사에서 '컴필레이션 앨범'이 지녀야 할 예술적 통일성과 미학적 기준을 세운 불멸의 명반입니다. 1960년대 중후반의 정규 음반들을 압축해 놓은 이 음반은 미국 대중음악의 황금기가 남긴 가장 찬란한 유산으로 평가받습니다.</w:t>
       </w:r>
     </w:p>
     <w:p>
@@ -444,7 +463,7 @@
           <w:b w:val="0"/>
           <w:sz w:val="21"/>
         </w:rPr>
-        <w:t>반전 운동과 청년 문화의 갈등으로 요동치던 1960년대 후반부터 1970년대 초반, 뉴욕의 차가운 빌딩 숲과 안개 낀 거리 속에서 방황하던 젊은이들에게 이들의 음악은 영혼의 피난처였습니다. 고독과 단절, 그럼에도 불구하고 포기할 수 없는 인간에 대한 온기와 희망을 노래한 이 앨범은 그 시대 청춘들이 공유했던 고뇌와 서정의 숨결을 그대로 간직하고 있습니다.</w:t>
+        <w:t>베트남 전쟁과 민권 운동, 히피 문화의 태동과 소멸로 이어지는 1960년대 미국의 격동기를 배경으로, 방황하고 고뇌하던 당대 청년들의 고독과 이상주의가 고스란히 투영되어 있습니다. 상실과 허무 속에서도 인간적 유대와 사랑을 갈구했던 시대의 서글픈 풍경이 두 사람의 순수한 음성을 통해 한 편의 수채화처럼 아로새겨져 있습니다.</w:t>
       </w:r>
     </w:p>
     <w:p>
@@ -489,7 +508,7 @@
           <w:b w:val="0"/>
           <w:sz w:val="21"/>
         </w:rPr>
-        <w:t>침묵 속의 소외를 묵직한 포크 선율로 고발한 불후의 명곡 'The Sound of Silence', 장엄한 가스펠 피아노와 천상의 보컬이 어우러진 구원의 송가 'Bridge over Troubled Water', 지친 청춘의 투쟁을 드라마틱한 오케스트레이션과 타악기로 형상화한 'The Boxer', 풋풋한 활력이 넘치는 'Mrs. Robinson' 등 수록곡 전편이 영원히 바래지 않는 서정미를 뿜어냅니다.</w:t>
+        <w:t>침묵 속의 절규를 시적으로 묘사한 포크 록의 기념비 'The Sound of Silence', 영화 《졸업》의 상징이자 경쾌한 리듬 속에 소외를 담은 'Mrs. Robinson', 상처 입은 영혼을 위한 가장 거룩한 위로 'Bridge over Troubled Water', 삶의 지난한 투쟁과 외로움을 장엄하게 그린 'The Boxer', 중세 민요의 고졸한 아름다움을 현대적으로 복원한 'Scarborough Fair/Canticle' 등 수록곡 전곡이 시대를 초월한 명편들입니다.</w:t>
       </w:r>
     </w:p>
     <w:p>
@@ -520,7 +539,7 @@
           <w:b w:val="0"/>
           <w:sz w:val="21"/>
         </w:rPr>
-        <w:t>턴테이블의 바늘이 바이닐의 소릿골을 스치며 자아내는 어쿠스틱 기타의 명징한 핑거피킹 소리와 공기감 어린 잔향에 귀를 기울여 보시기 바랍니다. 진공관 앰프를 통해 흘러나오는 아치 가펑클의 고음 화음은 배음의 따스함을 머금어, 마치 리스닝 룸에 은은한 촛불이 켜지는 듯한 포근하고도 성스러운 감동을 안겨줄 것입니다.</w:t>
+        <w:t>LP의 그루브를 따라 흐르는 어쿠스틱 기타의 섬세한 핑거링 소음과 현의 여운, 그리고 따스한 진공관 앰프를 거쳐 나오는 두 사람의 배음(Harmonics)은 디지털 음원으로는 결코 체감할 수 없는 공간감과 입체감을 선사합니다. 조명을 낮춘 아늑한 방 안에서 턴테이블의 바늘이 내려앉을 때, 가청주파수를 넘어 가슴으로 스며드는 아날로그 특유의 온기를 만끽해 보시기 바랍니다.</w:t>
       </w:r>
     </w:p>
     <w:p>
@@ -551,7 +570,7 @@
           <w:b w:val="0"/>
           <w:sz w:val="21"/>
         </w:rPr>
-        <w:t>팝 역사상 가장 완벽했던 두 사람의 하모니를 단 한 장의 바이닐로 오롯이 소유할 수 있는 궁극의 컬렉션입니다. 아날로그 마스터 특유의 깊고 자연스러운 음질을 머금고 있어, 포크 애호가는 물론 클래식을 사랑하는 클래식 컬렉터에게도 필수적인 소장용 명반입니다.</w:t>
+        <w:t>사이먼 앤 가펑클의 정규 디스코그래피를 일일이 탐독하기 전, 이들이 남긴 음악적 정수를 단 한 장의 바이닐로 오롯이 소유할 수 있다는 점에서 오디오파일과 빈티지 팝 컬렉터 모두에게 대체 불가능한 절대적 소장 가치를 지닙니다.</w:t>
       </w:r>
     </w:p>
     <w:p>
@@ -565,7 +584,7 @@
           <w:color w:val="4338CA"/>
           <w:sz w:val="21"/>
         </w:rPr>
-        <w:t>이 음반을 통해 시대를 넘어 바래지 않는 두 청춘의 서정시가 턴테이블의 선율을 타고 전해주는 감동을 다시 한번 경험해 보시는 것은 어떨까요?</w:t>
+        <w:t>이 음반을 통해 바쁜 일상 속 메마른 마음에 은은하게 번져오는 어쿠스틱 선율과 두 거장이 전해주는 감동을 다시 한번 경험해 보시는 것은 어떨까요?</w:t>
       </w:r>
     </w:p>
     <w:sectPr>
